--- a/발표자료/발표_대본.docx
+++ b/발표자료/발표_대본.docx
@@ -1198,7 +1198,7 @@
                 <w:color w:val="1B2433"/>
                 <w:sz w:val="22"/>
               </w:rPr>
-              <w:t>기다리는 동안 지금 어느 단계인지, 검사에서 떨어져 다시 고치는 중인지가 실시간으로 보입니다.</w:t>
+              <w:t>기다리는 동안 지금 어느 단계인지, 어떤 근거를 찾았고 어느 줄을 고쳤는지, 검사에서 떨어져 다시 고치는 중인지가 실시간으로 보이고, 끝나면 그 과정이 답 위에 남습니다.</w:t>
             </w:r>
           </w:p>
           <w:p>
@@ -1221,6 +1221,17 @@
                 <w:sz w:val="22"/>
               </w:rPr>
               <w:t>바뀐 코드와 변경 리포트는 파일로 내려받을 수 있고, 실패하면 버튼 하나로 다시 시도할 수 있습니다.</w:t>
+            </w:r>
+          </w:p>
+          <w:p>
+            <w:r>
+              <w:rPr>
+                <w:rFonts w:ascii="맑은 고딕" w:hAnsi="맑은 고딕" w:eastAsia="맑은 고딕"/>
+                <w:b w:val="0"/>
+                <w:color w:val="1B2433"/>
+                <w:sz w:val="22"/>
+              </w:rPr>
+              <w:t>같은 대화 안에서는 앞에서 한 말을 기억해서, 이어서 물어봐도 맥락을 이어 갑니다.</w:t>
             </w:r>
           </w:p>
           <w:p>
@@ -2099,7 +2110,7 @@
                 <w:color w:val="1B2433"/>
                 <w:sz w:val="22"/>
               </w:rPr>
-              <w:t>셋째, 검사기가 놓친 경우도 찾았습니다. 옛 버전으로 되돌릴 때도 1.x 기준으로 검사하고 있었습니다. 버전별 도구 목록은 이미 있어서 연결만 하면 됩니다.</w:t>
+              <w:t>셋째, 검사기가 놓친 경우도 찾았습니다. 결과를 ['text']로 잘못 꺼내는 코드는 평가 직후 3번이 바로 고쳤습니다. 옛 버전으로 되돌릴 때도 1.x 기준으로 검사하는 부분은 남아 있습니다. 버전별 도구 목록은 이미 있어서 연결만 하면 됩니다.</w:t>
             </w:r>
           </w:p>
           <w:p>
